--- a/fuentes/12210030_CF01_CFA.docx
+++ b/fuentes/12210030_CF01_CFA.docx
@@ -78,6 +78,9 @@
             </wp14:sizeRelV>
           </wp:anchor>
         </w:drawing>
+      </w:r>
+      <w:r>
+        <w:t xml:space="preserve">         </w:t>
       </w:r>
     </w:p>
     <w:p>
@@ -205,7 +208,7 @@
               </wp:anchor>
             </w:drawing>
           </mc:Choice>
-          <mc:Fallback xmlns:w16sdtdh="http://schemas.microsoft.com/office/word/2020/wordml/sdtdatahash" xmlns:w16="http://schemas.microsoft.com/office/word/2018/wordml" xmlns:w16cex="http://schemas.microsoft.com/office/word/2018/wordml/cex" xmlns:oel="http://schemas.microsoft.com/office/2019/extlst">
+          <mc:Fallback xmlns:oel="http://schemas.microsoft.com/office/2019/extlst" xmlns:w16cex="http://schemas.microsoft.com/office/word/2018/wordml/cex" xmlns:w16="http://schemas.microsoft.com/office/word/2018/wordml" xmlns:w16sdtdh="http://schemas.microsoft.com/office/word/2020/wordml/sdtdatahash">
             <w:pict>
               <v:rect w14:anchorId="4C256C62" id="Rectángulo 3" o:spid="_x0000_s1026" alt="&quot;&quot;" style="position:absolute;margin-left:-55.95pt;margin-top:26.4pt;width:613.85pt;height:164.25pt;z-index:-251655168;visibility:visible;mso-wrap-style:square;mso-height-percent:0;mso-wrap-distance-left:9pt;mso-wrap-distance-top:0;mso-wrap-distance-right:9pt;mso-wrap-distance-bottom:0;mso-position-horizontal:absolute;mso-position-horizontal-relative:text;mso-position-vertical:absolute;mso-position-vertical-relative:text;mso-height-percent:0;mso-height-relative:margin;v-text-anchor:middle" o:gfxdata="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" fillcolor="#00314d" stroked="f" strokeweight="1pt"/>
             </w:pict>
@@ -540,6 +543,7 @@
           <w:docPartUnique/>
         </w:docPartObj>
       </w:sdtPr>
+      <w:sdtEndPr/>
       <w:sdtContent>
         <w:p>
           <w:pPr>
@@ -1604,7 +1608,21 @@
                 <w:rStyle w:val="Hipervnculo"/>
                 <w:noProof/>
               </w:rPr>
-              <w:t>3.2. Heurísticas y sesgos cognitivos</w:t>
+              <w:t xml:space="preserve">3.2. </w:t>
+            </w:r>
+            <w:r>
+              <w:rPr>
+                <w:rStyle w:val="Hipervnculo"/>
+                <w:noProof/>
+              </w:rPr>
+              <w:t>H</w:t>
+            </w:r>
+            <w:r>
+              <w:rPr>
+                <w:rStyle w:val="Hipervnculo"/>
+                <w:noProof/>
+              </w:rPr>
+              <w:t>eurísticas y sesgos cognitivos</w:t>
             </w:r>
             <w:r>
               <w:rPr>
@@ -2880,15 +2898,7 @@
         <w:rPr>
           <w:lang w:val="es-419" w:eastAsia="es-CO"/>
         </w:rPr>
-        <w:t>vol</w:t>
-      </w:r>
-      <w:bookmarkStart w:id="3" w:name="_GoBack"/>
-      <w:bookmarkEnd w:id="3"/>
-      <w:r>
-        <w:rPr>
-          <w:lang w:val="es-419" w:eastAsia="es-CO"/>
-        </w:rPr>
-        <w:t>verán</w:t>
+        <w:t>volverán</w:t>
       </w:r>
       <w:proofErr w:type="gramEnd"/>
       <w:r>
@@ -3053,11 +3063,11 @@
       <w:pPr>
         <w:pStyle w:val="Ttulo2"/>
       </w:pPr>
-      <w:bookmarkStart w:id="4" w:name="_Toc240966510"/>
+      <w:bookmarkStart w:id="3" w:name="_Toc240966510"/>
       <w:r>
         <w:t>Tipos de decisiones organizacionales</w:t>
       </w:r>
-      <w:bookmarkEnd w:id="4"/>
+      <w:bookmarkEnd w:id="3"/>
     </w:p>
     <w:p>
       <w:pPr>
@@ -3529,11 +3539,11 @@
       <w:pPr>
         <w:pStyle w:val="Ttulo2"/>
       </w:pPr>
-      <w:bookmarkStart w:id="5" w:name="_Toc240966511"/>
+      <w:bookmarkStart w:id="4" w:name="_Toc240966511"/>
       <w:r>
         <w:t>Etapas y actores de la toma de decisiones</w:t>
       </w:r>
-      <w:bookmarkEnd w:id="5"/>
+      <w:bookmarkEnd w:id="4"/>
     </w:p>
     <w:p>
       <w:pPr>
@@ -3941,11 +3951,11 @@
       <w:pPr>
         <w:pStyle w:val="Ttulo2"/>
       </w:pPr>
-      <w:bookmarkStart w:id="6" w:name="_Toc240966512"/>
+      <w:bookmarkStart w:id="5" w:name="_Toc240966512"/>
       <w:r>
         <w:t>Comunicación asertiva y liderazgo para decidir</w:t>
       </w:r>
-      <w:bookmarkEnd w:id="6"/>
+      <w:bookmarkEnd w:id="5"/>
     </w:p>
     <w:p>
       <w:pPr>
@@ -4344,11 +4354,11 @@
       <w:pPr>
         <w:pStyle w:val="Ttulo2"/>
       </w:pPr>
-      <w:bookmarkStart w:id="7" w:name="_Toc240966513"/>
+      <w:bookmarkStart w:id="6" w:name="_Toc240966513"/>
       <w:r>
         <w:t>Factores que influyen en quien decide</w:t>
       </w:r>
-      <w:bookmarkEnd w:id="7"/>
+      <w:bookmarkEnd w:id="6"/>
     </w:p>
     <w:p>
       <w:pPr>
@@ -4843,12 +4853,12 @@
       <w:pPr>
         <w:pStyle w:val="Ttulo1"/>
       </w:pPr>
-      <w:bookmarkStart w:id="8" w:name="_Toc240966514"/>
+      <w:bookmarkStart w:id="7" w:name="_Toc240966514"/>
       <w:r>
         <w:lastRenderedPageBreak/>
         <w:t>Modelos clásicos de decisión</w:t>
       </w:r>
-      <w:bookmarkEnd w:id="8"/>
+      <w:bookmarkEnd w:id="7"/>
     </w:p>
     <w:p>
       <w:pPr>
@@ -5071,12 +5081,12 @@
       <w:pPr>
         <w:pStyle w:val="Ttulo2"/>
       </w:pPr>
-      <w:bookmarkStart w:id="9" w:name="_Toc240966515"/>
+      <w:bookmarkStart w:id="8" w:name="_Toc240966515"/>
       <w:r>
         <w:lastRenderedPageBreak/>
         <w:t>Modelo racional clásico</w:t>
       </w:r>
-      <w:bookmarkEnd w:id="9"/>
+      <w:bookmarkEnd w:id="8"/>
     </w:p>
     <w:p>
       <w:pPr>
@@ -5602,7 +5612,7 @@
       <w:pPr>
         <w:pStyle w:val="Ttulo2"/>
       </w:pPr>
-      <w:bookmarkStart w:id="10" w:name="_Toc240966516"/>
+      <w:bookmarkStart w:id="9" w:name="_Toc240966516"/>
       <w:r>
         <w:t xml:space="preserve">Racionalidad limitada de Herbert </w:t>
       </w:r>
@@ -5610,7 +5620,7 @@
       <w:r>
         <w:t>Simon</w:t>
       </w:r>
-      <w:bookmarkEnd w:id="10"/>
+      <w:bookmarkEnd w:id="9"/>
       <w:proofErr w:type="spellEnd"/>
     </w:p>
     <w:p>
@@ -6284,11 +6294,11 @@
       <w:pPr>
         <w:pStyle w:val="Ttulo2"/>
       </w:pPr>
-      <w:bookmarkStart w:id="11" w:name="_Toc240966517"/>
+      <w:bookmarkStart w:id="10" w:name="_Toc240966517"/>
       <w:r>
         <w:t>Teoría de juegos en las decisiones empresariales</w:t>
       </w:r>
-      <w:bookmarkEnd w:id="11"/>
+      <w:bookmarkEnd w:id="10"/>
     </w:p>
     <w:p>
       <w:pPr>
@@ -6801,11 +6811,11 @@
       <w:pPr>
         <w:pStyle w:val="Ttulo2"/>
       </w:pPr>
-      <w:bookmarkStart w:id="12" w:name="_Toc240966518"/>
+      <w:bookmarkStart w:id="11" w:name="_Toc240966518"/>
       <w:r>
         <w:t>Análisis costo-beneficio y árboles de decisión</w:t>
       </w:r>
-      <w:bookmarkEnd w:id="12"/>
+      <w:bookmarkEnd w:id="11"/>
     </w:p>
     <w:p>
       <w:pPr>
@@ -7291,12 +7301,12 @@
       <w:pPr>
         <w:pStyle w:val="Ttulo1"/>
       </w:pPr>
-      <w:bookmarkStart w:id="13" w:name="_Toc240966519"/>
+      <w:bookmarkStart w:id="12" w:name="_Toc240966519"/>
       <w:r>
         <w:lastRenderedPageBreak/>
         <w:t>Enfoques contemporáneos en la toma de decisiones</w:t>
       </w:r>
-      <w:bookmarkEnd w:id="13"/>
+      <w:bookmarkEnd w:id="12"/>
     </w:p>
     <w:p>
       <w:pPr>
@@ -7512,12 +7522,12 @@
       <w:pPr>
         <w:pStyle w:val="Ttulo2"/>
       </w:pPr>
-      <w:bookmarkStart w:id="14" w:name="_Toc240966520"/>
+      <w:bookmarkStart w:id="13" w:name="_Toc240966520"/>
       <w:r>
         <w:lastRenderedPageBreak/>
         <w:t>Decisiones bajo incertidumbre y riesgo</w:t>
       </w:r>
-      <w:bookmarkEnd w:id="14"/>
+      <w:bookmarkEnd w:id="13"/>
     </w:p>
     <w:p>
       <w:pPr>
@@ -8031,11 +8041,11 @@
       <w:pPr>
         <w:pStyle w:val="Ttulo2"/>
       </w:pPr>
-      <w:bookmarkStart w:id="15" w:name="_Toc240966521"/>
+      <w:bookmarkStart w:id="14" w:name="_Toc240966521"/>
       <w:r>
         <w:t>Heurísticas y sesgos cognitivos</w:t>
       </w:r>
-      <w:bookmarkEnd w:id="15"/>
+      <w:bookmarkEnd w:id="14"/>
     </w:p>
     <w:p>
       <w:pPr>
@@ -8650,15 +8660,15 @@
           <w:lang w:val="es-419" w:eastAsia="es-CO"/>
         </w:rPr>
       </w:pPr>
-      <w:proofErr w:type="spellStart"/>
-      <w:r>
-        <w:rPr>
+      <w:bookmarkStart w:id="15" w:name="_GoBack"/>
+      <w:r>
+        <w:rPr>
+          <w:rStyle w:val="Extranjerismo"/>
           <w:b/>
-          <w:lang w:val="es-419" w:eastAsia="es-CO"/>
         </w:rPr>
         <w:t>Pre-mortem</w:t>
       </w:r>
-      <w:proofErr w:type="spellEnd"/>
+      <w:bookmarkEnd w:id="15"/>
       <w:r>
         <w:rPr>
           <w:lang w:val="es-419" w:eastAsia="es-CO"/>
@@ -12021,6 +12031,7 @@
         <w:docPartUnique/>
       </w:docPartObj>
     </w:sdtPr>
+    <w:sdtEndPr/>
     <w:sdtContent>
       <w:p>
         <w:pPr>
@@ -18530,26 +18541,6 @@
 </file>
 
 <file path=customXml/item1.xml><?xml version="1.0" encoding="utf-8"?>
-<?mso-contentType ?>
-<FormTemplates xmlns="http://schemas.microsoft.com/sharepoint/v3/contenttype/forms">
-  <Display>DocumentLibraryForm</Display>
-  <Edit>DocumentLibraryForm</Edit>
-  <New>DocumentLibraryForm</New>
-</FormTemplates>
-</file>
-
-<file path=customXml/item2.xml><?xml version="1.0" encoding="utf-8"?>
-<p:properties xmlns:p="http://schemas.microsoft.com/office/2006/metadata/properties" xmlns:xsi="http://www.w3.org/2001/XMLSchema-instance" xmlns:pc="http://schemas.microsoft.com/office/infopath/2007/PartnerControls">
-  <documentManagement>
-    <TaxCatchAll xmlns="13c90a0b-73bc-4dc0-be5f-28d77b615beb" xsi:nil="true"/>
-    <lcf76f155ced4ddcb4097134ff3c332f xmlns="13c93bba-48ce-428c-bfe5-88b42c19b028">
-      <Terms xmlns="http://schemas.microsoft.com/office/infopath/2007/PartnerControls"/>
-    </lcf76f155ced4ddcb4097134ff3c332f>
-  </documentManagement>
-</p:properties>
-</file>
-
-<file path=customXml/item3.xml><?xml version="1.0" encoding="utf-8"?>
 <ct:contentTypeSchema xmlns:ct="http://schemas.microsoft.com/office/2006/metadata/contentType" xmlns:ma="http://schemas.microsoft.com/office/2006/metadata/properties/metaAttributes" ct:_="" ma:_="" ma:contentTypeName="Documento" ma:contentTypeID="0x0101006A81D6BD42E8DF4C91013959704817E1" ma:contentTypeVersion="15" ma:contentTypeDescription="Crear nuevo documento." ma:contentTypeScope="" ma:versionID="bf4f72ffd194f0963ff564daca6869f7">
   <xsd:schema xmlns:xsd="http://www.w3.org/2001/XMLSchema" xmlns:xs="http://www.w3.org/2001/XMLSchema" xmlns:p="http://schemas.microsoft.com/office/2006/metadata/properties" xmlns:ns2="13c90a0b-73bc-4dc0-be5f-28d77b615beb" xmlns:ns3="13c93bba-48ce-428c-bfe5-88b42c19b028" targetNamespace="http://schemas.microsoft.com/office/2006/metadata/properties" ma:root="true" ma:fieldsID="8718d6f4873a5b1392a45044efa78385" ns2:_="" ns3:_="">
     <xsd:import namespace="13c90a0b-73bc-4dc0-be5f-28d77b615beb"/>
@@ -18784,30 +18775,31 @@
 </ct:contentTypeSchema>
 </file>
 
+<file path=customXml/item2.xml><?xml version="1.0" encoding="utf-8"?>
+<p:properties xmlns:p="http://schemas.microsoft.com/office/2006/metadata/properties" xmlns:xsi="http://www.w3.org/2001/XMLSchema-instance" xmlns:pc="http://schemas.microsoft.com/office/infopath/2007/PartnerControls">
+  <documentManagement>
+    <TaxCatchAll xmlns="13c90a0b-73bc-4dc0-be5f-28d77b615beb" xsi:nil="true"/>
+    <lcf76f155ced4ddcb4097134ff3c332f xmlns="13c93bba-48ce-428c-bfe5-88b42c19b028">
+      <Terms xmlns="http://schemas.microsoft.com/office/infopath/2007/PartnerControls"/>
+    </lcf76f155ced4ddcb4097134ff3c332f>
+  </documentManagement>
+</p:properties>
+</file>
+
+<file path=customXml/item3.xml><?xml version="1.0" encoding="utf-8"?>
+<?mso-contentType ?>
+<FormTemplates xmlns="http://schemas.microsoft.com/sharepoint/v3/contenttype/forms">
+  <Display>DocumentLibraryForm</Display>
+  <Edit>DocumentLibraryForm</Edit>
+  <New>DocumentLibraryForm</New>
+</FormTemplates>
+</file>
+
 <file path=customXml/item4.xml><?xml version="1.0" encoding="utf-8"?>
 <b:Sources xmlns:b="http://schemas.openxmlformats.org/officeDocument/2006/bibliography" xmlns="http://schemas.openxmlformats.org/officeDocument/2006/bibliography" SelectedStyle="\APASixthEditionOfficeOnline.xsl" StyleName="APA" Version="6"/>
 </file>
 
 <file path=customXml/itemProps1.xml><?xml version="1.0" encoding="utf-8"?>
-<ds:datastoreItem xmlns:ds="http://schemas.openxmlformats.org/officeDocument/2006/customXml" ds:itemID="{10663269-2064-4804-8290-36D4A57F5557}">
-  <ds:schemaRefs>
-    <ds:schemaRef ds:uri="http://schemas.microsoft.com/sharepoint/v3/contenttype/forms"/>
-  </ds:schemaRefs>
-</ds:datastoreItem>
-</file>
-
-<file path=customXml/itemProps2.xml><?xml version="1.0" encoding="utf-8"?>
-<ds:datastoreItem xmlns:ds="http://schemas.openxmlformats.org/officeDocument/2006/customXml" ds:itemID="{1279454D-02BE-4A9C-A117-DCD1573E2608}">
-  <ds:schemaRefs>
-    <ds:schemaRef ds:uri="http://schemas.microsoft.com/office/2006/metadata/properties"/>
-    <ds:schemaRef ds:uri="http://schemas.microsoft.com/office/infopath/2007/PartnerControls"/>
-    <ds:schemaRef ds:uri="13c90a0b-73bc-4dc0-be5f-28d77b615beb"/>
-    <ds:schemaRef ds:uri="13c93bba-48ce-428c-bfe5-88b42c19b028"/>
-  </ds:schemaRefs>
-</ds:datastoreItem>
-</file>
-
-<file path=customXml/itemProps3.xml><?xml version="1.0" encoding="utf-8"?>
 <ds:datastoreItem xmlns:ds="http://schemas.openxmlformats.org/officeDocument/2006/customXml" ds:itemID="{59065960-E0CA-4804-83B5-320CBCDCC160}">
   <ds:schemaRefs>
     <ds:schemaRef ds:uri="http://schemas.microsoft.com/office/2006/metadata/contentType"/>
@@ -18826,8 +18818,27 @@
 </ds:datastoreItem>
 </file>
 
+<file path=customXml/itemProps2.xml><?xml version="1.0" encoding="utf-8"?>
+<ds:datastoreItem xmlns:ds="http://schemas.openxmlformats.org/officeDocument/2006/customXml" ds:itemID="{1279454D-02BE-4A9C-A117-DCD1573E2608}">
+  <ds:schemaRefs>
+    <ds:schemaRef ds:uri="http://schemas.microsoft.com/office/2006/metadata/properties"/>
+    <ds:schemaRef ds:uri="http://schemas.microsoft.com/office/infopath/2007/PartnerControls"/>
+    <ds:schemaRef ds:uri="13c90a0b-73bc-4dc0-be5f-28d77b615beb"/>
+    <ds:schemaRef ds:uri="13c93bba-48ce-428c-bfe5-88b42c19b028"/>
+  </ds:schemaRefs>
+</ds:datastoreItem>
+</file>
+
+<file path=customXml/itemProps3.xml><?xml version="1.0" encoding="utf-8"?>
+<ds:datastoreItem xmlns:ds="http://schemas.openxmlformats.org/officeDocument/2006/customXml" ds:itemID="{10663269-2064-4804-8290-36D4A57F5557}">
+  <ds:schemaRefs>
+    <ds:schemaRef ds:uri="http://schemas.microsoft.com/sharepoint/v3/contenttype/forms"/>
+  </ds:schemaRefs>
+</ds:datastoreItem>
+</file>
+
 <file path=customXml/itemProps4.xml><?xml version="1.0" encoding="utf-8"?>
-<ds:datastoreItem xmlns:ds="http://schemas.openxmlformats.org/officeDocument/2006/customXml" ds:itemID="{B1E57A01-A468-42DC-A263-8739325F5139}">
+<ds:datastoreItem xmlns:ds="http://schemas.openxmlformats.org/officeDocument/2006/customXml" ds:itemID="{7C910E52-43A8-4BF6-B02B-407E5B3A62C7}">
   <ds:schemaRefs>
     <ds:schemaRef ds:uri="http://schemas.openxmlformats.org/officeDocument/2006/bibliography"/>
   </ds:schemaRefs>
